--- a/3_Document/2315102026 宋嘉诚 基于透视校正的平面目标图形识别与尺寸测量方法研究.docx
+++ b/3_Document/2315102026 宋嘉诚 基于透视校正的平面目标图形识别与尺寸测量方法研究.docx
@@ -9,7 +9,7 @@
         <w:ind w:firstLine="357"/>
         <w:jc w:val="center"/>
         <w:rPr>
-          <w:rFonts w:ascii="宋体" w:hAnsi="宋体" w:cs="宋体" w:hint="eastAsia"/>
+          <w:rFonts w:ascii="宋体" w:hAnsi="宋体" w:cs="宋体"/>
           <w:b/>
           <w:bCs/>
           <w:sz w:val="52"/>
@@ -96,7 +96,7 @@
         <w:ind w:firstLine="357"/>
         <w:jc w:val="center"/>
         <w:rPr>
-          <w:rFonts w:ascii="宋体" w:hAnsi="宋体" w:cs="宋体" w:hint="eastAsia"/>
+          <w:rFonts w:ascii="宋体" w:hAnsi="宋体" w:cs="宋体"/>
           <w:b/>
           <w:bCs/>
           <w:sz w:val="52"/>
@@ -111,7 +111,7 @@
         <w:ind w:firstLine="357"/>
         <w:jc w:val="center"/>
         <w:rPr>
-          <w:rFonts w:ascii="宋体" w:hAnsi="宋体" w:cs="宋体" w:hint="eastAsia"/>
+          <w:rFonts w:ascii="宋体" w:hAnsi="宋体" w:cs="宋体"/>
           <w:b/>
           <w:bCs/>
           <w:sz w:val="52"/>
@@ -142,7 +142,27 @@
           <w:sz w:val="52"/>
           <w:szCs w:val="52"/>
         </w:rPr>
-        <w:t>《纠错码与差错控制》</w:t>
+        <w:t>《</w:t>
+      </w:r>
+      <w:r>
+        <w:rPr>
+          <w:rFonts w:ascii="宋体" w:hAnsi="宋体" w:cs="宋体" w:hint="eastAsia"/>
+          <w:b/>
+          <w:bCs/>
+          <w:sz w:val="52"/>
+          <w:szCs w:val="52"/>
+        </w:rPr>
+        <w:t>数字图像处理</w:t>
+      </w:r>
+      <w:r>
+        <w:rPr>
+          <w:rFonts w:ascii="宋体" w:hAnsi="宋体" w:cs="宋体" w:hint="eastAsia"/>
+          <w:b/>
+          <w:bCs/>
+          <w:sz w:val="52"/>
+          <w:szCs w:val="52"/>
+        </w:rPr>
+        <w:t>》</w:t>
       </w:r>
       <w:r>
         <w:rPr>
@@ -185,16 +205,23 @@
         <w:spacing w:line="440" w:lineRule="atLeast"/>
         <w:jc w:val="center"/>
         <w:rPr>
+          <w:rFonts w:ascii="宋体" w:cs="MS Shell Dlg" w:hint="eastAsia"/>
+          <w:sz w:val="28"/>
+        </w:rPr>
+      </w:pPr>
+      <w:r>
+        <w:rPr>
           <w:rFonts w:ascii="宋体" w:cs="MS Shell Dlg"/>
           <w:sz w:val="28"/>
         </w:rPr>
-      </w:pPr>
-      <w:r>
-        <w:rPr>
-          <w:rFonts w:ascii="宋体" w:cs="MS Shell Dlg"/>
+        <w:t>单目视觉目标物测距图像处理算法</w:t>
+      </w:r>
+      <w:r>
+        <w:rPr>
+          <w:rFonts w:ascii="宋体" w:cs="MS Shell Dlg" w:hint="eastAsia"/>
           <w:sz w:val="28"/>
         </w:rPr>
-        <w:t>典型纠错编码在码元与比特信噪比下的性能对比</w:t>
+        <w:t>研究</w:t>
       </w:r>
     </w:p>
     <w:p>
@@ -297,7 +324,7 @@
         <w:spacing w:line="360" w:lineRule="auto"/>
         <w:ind w:firstLineChars="592" w:firstLine="1894"/>
         <w:rPr>
-          <w:rFonts w:ascii="宋体" w:hAnsi="宋体" w:hint="eastAsia"/>
+          <w:rFonts w:ascii="宋体" w:hAnsi="宋体"/>
           <w:sz w:val="32"/>
           <w:szCs w:val="32"/>
           <w:u w:val="single"/>
@@ -695,7 +722,7 @@
         <w:spacing w:line="360" w:lineRule="auto"/>
         <w:ind w:firstLineChars="592" w:firstLine="1894"/>
         <w:rPr>
-          <w:rFonts w:ascii="宋体" w:hAnsi="宋体" w:cs="MS Shell Dlg" w:hint="eastAsia"/>
+          <w:rFonts w:ascii="宋体" w:hAnsi="宋体" w:cs="MS Shell Dlg"/>
           <w:sz w:val="32"/>
           <w:szCs w:val="32"/>
           <w:u w:val="single"/>
@@ -868,7 +895,7 @@
       <w:pPr>
         <w:spacing w:line="440" w:lineRule="atLeast"/>
         <w:rPr>
-          <w:rFonts w:ascii="宋体" w:hAnsi="宋体" w:cs="MS Shell Dlg" w:hint="eastAsia"/>
+          <w:rFonts w:ascii="宋体" w:hAnsi="宋体" w:cs="MS Shell Dlg"/>
           <w:sz w:val="36"/>
           <w:szCs w:val="36"/>
         </w:rPr>
@@ -924,6 +951,7 @@
       <w:pPr>
         <w:jc w:val="center"/>
         <w:rPr>
+          <w:rFonts w:hint="eastAsia"/>
           <w:b/>
           <w:sz w:val="32"/>
           <w:szCs w:val="32"/>
@@ -936,15 +964,16 @@
           <w:szCs w:val="32"/>
         </w:rPr>
         <w:lastRenderedPageBreak/>
-        <w:t>典型纠错编码</w:t>
-      </w:r>
-      <w:r>
-        <w:rPr>
+        <w:t>单目视觉目标物测距</w:t>
+      </w:r>
+      <w:r>
+        <w:rPr>
+          <w:rFonts w:hint="eastAsia"/>
           <w:b/>
           <w:sz w:val="32"/>
           <w:szCs w:val="32"/>
         </w:rPr>
-        <w:t>在码元与比特信噪比下</w:t>
+        <w:t>图像处理算法</w:t>
       </w:r>
       <w:r>
         <w:rPr>
@@ -953,15 +982,7 @@
           <w:sz w:val="32"/>
           <w:szCs w:val="32"/>
         </w:rPr>
-        <w:t>的</w:t>
-      </w:r>
-      <w:r>
-        <w:rPr>
-          <w:b/>
-          <w:sz w:val="32"/>
-          <w:szCs w:val="32"/>
-        </w:rPr>
-        <w:t>性能对比</w:t>
+        <w:t>研究</w:t>
       </w:r>
     </w:p>
     <w:p>
@@ -1015,6 +1036,11 @@
       </w:r>
     </w:p>
     <w:p>
+      <w:pPr>
+        <w:rPr>
+          <w:rFonts w:hint="eastAsia"/>
+        </w:rPr>
+      </w:pPr>
       <w:r>
         <w:rPr>
           <w:rFonts w:hint="eastAsia"/>
@@ -1037,186 +1063,40 @@
         <w:t>要：</w:t>
       </w:r>
       <w:r>
-        <w:t>本文构建了</w:t>
-      </w:r>
-      <w:r>
-        <w:rPr>
-          <w:rFonts w:hint="eastAsia"/>
-        </w:rPr>
-        <w:t>一个双极性基带传输的</w:t>
-      </w:r>
-      <w:r>
-        <w:rPr>
-          <w:rFonts w:hint="eastAsia"/>
-        </w:rPr>
-        <w:t>AWGN</w:t>
-      </w:r>
-      <w:r>
-        <w:rPr>
-          <w:rFonts w:hint="eastAsia"/>
-        </w:rPr>
-        <w:t>信道</w:t>
-      </w:r>
-      <w:r>
-        <w:t>仿真系统，对汉明码、</w:t>
-      </w:r>
-      <w:r>
-        <w:t>BCH</w:t>
-      </w:r>
-      <w:r>
-        <w:t>码和卷积码三种典型纠错码进行了系统性能仿真。</w:t>
-      </w:r>
-      <w:r>
-        <w:rPr>
-          <w:rFonts w:hint="eastAsia"/>
-        </w:rPr>
-        <w:t>重点对比了</w:t>
-      </w:r>
-      <w:r>
-        <w:rPr>
-          <w:rFonts w:hint="eastAsia"/>
-        </w:rPr>
-        <w:t>三种系统在</w:t>
-      </w:r>
-      <w:r>
-        <w:t>码元信噪比</w:t>
-      </w:r>
-      <w:r>
-        <w:t>（</w:t>
-      </w:r>
-      <m:oMath>
-        <m:sSub>
-          <m:sSubPr>
-            <m:ctrlPr>
-              <w:rPr>
-                <w:rFonts w:ascii="Cambria Math" w:hAnsi="Cambria Math"/>
-              </w:rPr>
-            </m:ctrlPr>
-          </m:sSubPr>
-          <m:e>
-            <m:r>
-              <w:rPr>
-                <w:rFonts w:ascii="Cambria Math" w:hAnsi="Cambria Math"/>
-              </w:rPr>
-              <m:t>E</m:t>
-            </m:r>
-          </m:e>
-          <m:sub>
-            <m:r>
-              <w:rPr>
-                <w:rFonts w:ascii="Cambria Math" w:hAnsi="Cambria Math"/>
-              </w:rPr>
-              <m:t>s</m:t>
-            </m:r>
-          </m:sub>
-        </m:sSub>
-        <m:r>
-          <m:rPr>
-            <m:nor/>
-          </m:rPr>
-          <m:t>/</m:t>
-        </m:r>
-        <m:sSub>
-          <m:sSubPr>
-            <m:ctrlPr>
-              <w:rPr>
-                <w:rFonts w:ascii="Cambria Math" w:hAnsi="Cambria Math"/>
-              </w:rPr>
-            </m:ctrlPr>
-          </m:sSubPr>
-          <m:e>
-            <m:r>
-              <w:rPr>
-                <w:rFonts w:ascii="Cambria Math" w:hAnsi="Cambria Math"/>
-              </w:rPr>
-              <m:t>N</m:t>
-            </m:r>
-          </m:e>
-          <m:sub>
-            <m:r>
-              <w:rPr>
-                <w:rFonts w:ascii="Cambria Math" w:hAnsi="Cambria Math"/>
-              </w:rPr>
-              <m:t>0</m:t>
-            </m:r>
-          </m:sub>
-        </m:sSub>
-      </m:oMath>
-      <w:r>
-        <w:t>）</w:t>
-      </w:r>
-      <w:r>
-        <w:t>与比特信噪比</w:t>
-      </w:r>
-      <w:r>
-        <w:t>（</w:t>
-      </w:r>
-      <m:oMath>
-        <m:sSub>
-          <m:sSubPr>
-            <m:ctrlPr>
-              <w:rPr>
-                <w:rFonts w:ascii="Cambria Math" w:hAnsi="Cambria Math"/>
-              </w:rPr>
-            </m:ctrlPr>
-          </m:sSubPr>
-          <m:e>
-            <m:r>
-              <w:rPr>
-                <w:rFonts w:ascii="Cambria Math" w:hAnsi="Cambria Math"/>
-              </w:rPr>
-              <m:t>E</m:t>
-            </m:r>
-          </m:e>
-          <m:sub>
-            <m:r>
-              <w:rPr>
-                <w:rFonts w:ascii="Cambria Math" w:hAnsi="Cambria Math"/>
-              </w:rPr>
-              <m:t>b</m:t>
-            </m:r>
-          </m:sub>
-        </m:sSub>
-        <m:r>
-          <m:rPr>
-            <m:nor/>
-          </m:rPr>
-          <m:t>/</m:t>
-        </m:r>
-        <m:sSub>
-          <m:sSubPr>
-            <m:ctrlPr>
-              <w:rPr>
-                <w:rFonts w:ascii="Cambria Math" w:hAnsi="Cambria Math"/>
-              </w:rPr>
-            </m:ctrlPr>
-          </m:sSubPr>
-          <m:e>
-            <m:r>
-              <w:rPr>
-                <w:rFonts w:ascii="Cambria Math" w:hAnsi="Cambria Math"/>
-              </w:rPr>
-              <m:t>N</m:t>
-            </m:r>
-          </m:e>
-          <m:sub>
-            <m:r>
-              <w:rPr>
-                <w:rFonts w:ascii="Cambria Math" w:hAnsi="Cambria Math"/>
-              </w:rPr>
-              <m:t>0</m:t>
-            </m:r>
-          </m:sub>
-        </m:sSub>
-      </m:oMath>
-      <w:r>
-        <w:t>）</w:t>
-      </w:r>
-      <w:r>
-        <w:rPr>
-          <w:rFonts w:hint="eastAsia"/>
-        </w:rPr>
-        <w:t>下</w:t>
+        <w:rPr>
+          <w:rFonts w:hint="eastAsia"/>
+        </w:rPr>
+        <w:t>图像测距算法大都借用了激光测距等手段，本文提出</w:t>
+      </w:r>
+      <w:r>
+        <w:t>一种基于单目视觉的目标物测量</w:t>
+      </w:r>
+      <w:r>
+        <w:rPr>
+          <w:rFonts w:hint="eastAsia"/>
+        </w:rPr>
+        <w:t>算法</w:t>
+      </w:r>
+      <w:r>
+        <w:t>，用于测量基准线到目标物的距离，并</w:t>
+      </w:r>
+      <w:r>
+        <w:rPr>
+          <w:rFonts w:hint="eastAsia"/>
+        </w:rPr>
+        <w:t>测量</w:t>
+      </w:r>
+      <w:r>
+        <w:t>目标物平面上几何图形的</w:t>
+      </w:r>
+      <w:r>
+        <w:rPr>
+          <w:rFonts w:hint="eastAsia"/>
+        </w:rPr>
+        <w:t>特征及参数</w:t>
+      </w:r>
+      <w:r>
+        <w:t>。针对目标物为黑色边框</w:t>
       </w:r>
       <w:r>
         <w:rPr>
@@ -1225,94 +1105,42 @@
         <w:t>的</w:t>
       </w:r>
       <w:r>
-        <w:rPr>
-          <w:rFonts w:hint="eastAsia"/>
-        </w:rPr>
-        <w:t>性能</w:t>
-      </w:r>
-      <w:r>
-        <w:rPr>
-          <w:rFonts w:hint="eastAsia"/>
-        </w:rPr>
-        <w:t>差异</w:t>
-      </w:r>
-      <w:r>
-        <w:t>，并引入代价因子来</w:t>
-      </w:r>
-      <w:r>
-        <w:rPr>
-          <w:rFonts w:hint="eastAsia"/>
-        </w:rPr>
-        <w:t>代表</w:t>
-      </w:r>
-      <w:r>
-        <w:rPr>
-          <w:rFonts w:hint="eastAsia"/>
-        </w:rPr>
-        <w:t>系统</w:t>
-      </w:r>
-      <w:r>
-        <w:rPr>
-          <w:rFonts w:hint="eastAsia"/>
-        </w:rPr>
-        <w:t>对能量的使用</w:t>
-      </w:r>
-      <w:r>
-        <w:t>。</w:t>
-      </w:r>
-      <w:r>
-        <w:rPr>
-          <w:rFonts w:hint="eastAsia"/>
-        </w:rPr>
-        <w:t>结果表明：</w:t>
-      </w:r>
-      <w:r>
-        <w:t>评价纠错码不能只看</w:t>
-      </w:r>
-      <w:r>
-        <w:rPr>
-          <w:rFonts w:hint="eastAsia"/>
-        </w:rPr>
-        <w:t>某一坐标下的</w:t>
-      </w:r>
-      <w:r>
-        <w:t>BER</w:t>
-      </w:r>
-      <w:r>
-        <w:t>曲线，也不能只看冗余多少。</w:t>
-      </w:r>
-      <w:r>
-        <w:rPr>
-          <w:rFonts w:hint="eastAsia"/>
-        </w:rPr>
-        <w:t>在实际对比</w:t>
-      </w:r>
-      <w:r>
-        <w:t>中应结合误码率要求、频带资源和译码复杂度</w:t>
-      </w:r>
-      <w:r>
-        <w:rPr>
-          <w:rFonts w:hint="eastAsia"/>
-        </w:rPr>
-        <w:t>等</w:t>
-      </w:r>
-      <w:r>
-        <w:t>进行</w:t>
-      </w:r>
-      <w:r>
-        <w:rPr>
-          <w:rFonts w:hint="eastAsia"/>
-        </w:rPr>
-        <w:t>判断</w:t>
-      </w:r>
-      <w:r>
-        <w:t>，在可靠性和系统开销之间取得平衡</w:t>
-      </w:r>
-      <w:r>
-        <w:rPr>
-          <w:rFonts w:hint="eastAsia"/>
-        </w:rPr>
-        <w:t>。</w:t>
+        <w:t xml:space="preserve">A4 </w:t>
+      </w:r>
+      <w:r>
+        <w:t>纸这一特点，本文设计了一种基于外</w:t>
+      </w:r>
+      <w:proofErr w:type="gramStart"/>
+      <w:r>
+        <w:t>框角点</w:t>
+      </w:r>
+      <w:proofErr w:type="gramEnd"/>
+      <w:r>
+        <w:t>定位的测距方法。程序先提取目标物外框并获得四个角点；再根据目标</w:t>
+      </w:r>
+      <w:proofErr w:type="gramStart"/>
+      <w:r>
+        <w:t>物真实</w:t>
+      </w:r>
+      <w:proofErr w:type="gramEnd"/>
+      <w:r>
+        <w:t>尺寸、相机内参</w:t>
+      </w:r>
+      <w:proofErr w:type="gramStart"/>
+      <w:r>
+        <w:t>和角点像素</w:t>
+      </w:r>
+      <w:proofErr w:type="gramEnd"/>
+      <w:r>
+        <w:t>坐标，使用</w:t>
+      </w:r>
+      <w:proofErr w:type="spellStart"/>
+      <w:r>
+        <w:t>solvePnP</w:t>
+      </w:r>
+      <w:proofErr w:type="spellEnd"/>
+      <w:r>
+        <w:t>求解目标物相对摄像头的平移向量；最后取平移向量深度分量估计距离，并通过分段偏移量进行修正。</w:t>
       </w:r>
     </w:p>
     <w:p>
@@ -4922,7 +4750,7 @@
         <w:widowControl/>
         <w:jc w:val="center"/>
         <w:rPr>
-          <w:rFonts w:ascii="宋体" w:hAnsi="宋体" w:cs="宋体" w:hint="eastAsia"/>
+          <w:rFonts w:ascii="宋体" w:hAnsi="宋体" w:cs="宋体"/>
           <w:kern w:val="0"/>
           <w:sz w:val="24"/>
         </w:rPr>
@@ -4987,9 +4815,6 @@
     <w:p>
       <w:pPr>
         <w:pStyle w:val="a7"/>
-        <w:rPr>
-          <w:rFonts w:hint="eastAsia"/>
-        </w:rPr>
       </w:pPr>
       <w:r>
         <w:t>图1 系统的基本原理框图</w:t>
@@ -6136,9 +5961,6 @@
         <w:pStyle w:val="a7"/>
         <w:ind w:firstLineChars="200" w:firstLine="360"/>
         <w:jc w:val="both"/>
-        <w:rPr>
-          <w:rFonts w:hint="eastAsia"/>
-        </w:rPr>
       </w:pPr>
       <w:r>
         <w:t>图</w:t>
@@ -6262,9 +6084,6 @@
     <w:p>
       <w:pPr>
         <w:pStyle w:val="a7"/>
-        <w:rPr>
-          <w:rFonts w:hint="eastAsia"/>
-        </w:rPr>
       </w:pPr>
       <w:r>
         <w:t>图</w:t>
@@ -7248,7 +7067,7 @@
       <w:pPr>
         <w:jc w:val="center"/>
         <w:rPr>
-          <w:rFonts w:ascii="宋体" w:hAnsi="宋体" w:hint="eastAsia"/>
+          <w:rFonts w:ascii="宋体" w:hAnsi="宋体"/>
           <w:szCs w:val="21"/>
         </w:rPr>
       </w:pPr>
@@ -7366,9 +7185,6 @@
         <w:pStyle w:val="a7"/>
         <w:ind w:firstLineChars="333" w:firstLine="599"/>
         <w:jc w:val="both"/>
-        <w:rPr>
-          <w:rFonts w:hint="eastAsia"/>
-        </w:rPr>
       </w:pPr>
       <w:r>
         <w:t>图</w:t>
@@ -7407,9 +7223,6 @@
     <w:p>
       <w:pPr>
         <w:pStyle w:val="a7"/>
-        <w:rPr>
-          <w:rFonts w:hint="eastAsia"/>
-        </w:rPr>
       </w:pPr>
       <w:r>
         <w:rPr>
@@ -7468,9 +7281,6 @@
     <w:p>
       <w:pPr>
         <w:pStyle w:val="a7"/>
-        <w:rPr>
-          <w:rFonts w:hint="eastAsia"/>
-        </w:rPr>
       </w:pPr>
       <w:r>
         <w:t>图</w:t>
@@ -8094,9 +7904,6 @@
         <w:pStyle w:val="a7"/>
         <w:ind w:firstLineChars="250" w:firstLine="450"/>
         <w:jc w:val="both"/>
-        <w:rPr>
-          <w:rFonts w:hint="eastAsia"/>
-        </w:rPr>
       </w:pPr>
       <w:r>
         <w:t>图</w:t>
@@ -8259,9 +8066,6 @@
         <w:pStyle w:val="a7"/>
         <w:ind w:firstLineChars="250" w:firstLine="450"/>
         <w:jc w:val="both"/>
-        <w:rPr>
-          <w:rFonts w:hint="eastAsia"/>
-        </w:rPr>
       </w:pPr>
       <w:r>
         <w:t>图</w:t>
@@ -8400,9 +8204,6 @@
         <w:pStyle w:val="a7"/>
         <w:ind w:firstLineChars="533" w:firstLine="959"/>
         <w:jc w:val="both"/>
-        <w:rPr>
-          <w:rFonts w:hint="eastAsia"/>
-        </w:rPr>
       </w:pPr>
       <w:r>
         <w:t>图</w:t>
@@ -8961,9 +8762,6 @@
         <w:pStyle w:val="a7"/>
         <w:ind w:firstLineChars="333" w:firstLine="599"/>
         <w:jc w:val="both"/>
-        <w:rPr>
-          <w:rFonts w:hint="eastAsia"/>
-        </w:rPr>
       </w:pPr>
       <w:r>
         <w:t>图</w:t>
@@ -9076,9 +8874,6 @@
     <w:p>
       <w:pPr>
         <w:pStyle w:val="a7"/>
-        <w:rPr>
-          <w:rFonts w:hint="eastAsia"/>
-        </w:rPr>
       </w:pPr>
       <w:r>
         <w:t>图</w:t>
@@ -9390,7 +9185,7 @@
         <w:spacing w:after="0"/>
         <w:ind w:leftChars="0" w:left="0" w:firstLineChars="0"/>
         <w:rPr>
-          <w:rFonts w:ascii="宋体" w:hAnsi="宋体" w:hint="eastAsia"/>
+          <w:rFonts w:ascii="宋体" w:hAnsi="宋体"/>
           <w:szCs w:val="21"/>
         </w:rPr>
       </w:pPr>
@@ -9408,7 +9203,7 @@
         <w:spacing w:after="0"/>
         <w:ind w:leftChars="0" w:left="0" w:firstLineChars="0"/>
         <w:rPr>
-          <w:rFonts w:ascii="宋体" w:hAnsi="宋体" w:hint="eastAsia"/>
+          <w:rFonts w:ascii="宋体" w:hAnsi="宋体"/>
           <w:szCs w:val="21"/>
         </w:rPr>
       </w:pPr>
@@ -9426,7 +9221,7 @@
         <w:spacing w:after="0"/>
         <w:ind w:leftChars="0" w:left="0" w:firstLineChars="0"/>
         <w:rPr>
-          <w:rFonts w:ascii="宋体" w:hAnsi="宋体" w:hint="eastAsia"/>
+          <w:rFonts w:ascii="宋体" w:hAnsi="宋体"/>
           <w:szCs w:val="21"/>
         </w:rPr>
       </w:pPr>
@@ -9444,7 +9239,7 @@
         <w:spacing w:after="0"/>
         <w:ind w:leftChars="0" w:left="0" w:firstLineChars="0"/>
         <w:rPr>
-          <w:rFonts w:ascii="宋体" w:hAnsi="宋体" w:hint="eastAsia"/>
+          <w:rFonts w:ascii="宋体" w:hAnsi="宋体"/>
           <w:szCs w:val="21"/>
         </w:rPr>
       </w:pPr>
@@ -10605,6 +10400,7 @@
   <w:style w:type="character" w:default="1" w:styleId="a0">
     <w:name w:val="Default Paragraph Font"/>
     <w:uiPriority w:val="1"/>
+    <w:semiHidden/>
     <w:unhideWhenUsed/>
   </w:style>
   <w:style w:type="table" w:default="1" w:styleId="a1">

--- a/3_Document/2315102026 宋嘉诚 基于透视校正的平面目标图形识别与尺寸测量方法研究.docx
+++ b/3_Document/2315102026 宋嘉诚 基于透视校正的平面目标图形识别与尺寸测量方法研究.docx
@@ -9,7 +9,7 @@
         <w:ind w:firstLine="357"/>
         <w:jc w:val="center"/>
         <w:rPr>
-          <w:rFonts w:ascii="宋体" w:hAnsi="宋体" w:cs="宋体"/>
+          <w:rFonts w:ascii="宋体" w:hAnsi="宋体" w:cs="宋体" w:hint="eastAsia"/>
           <w:b/>
           <w:bCs/>
           <w:sz w:val="52"/>
@@ -96,7 +96,7 @@
         <w:ind w:firstLine="357"/>
         <w:jc w:val="center"/>
         <w:rPr>
-          <w:rFonts w:ascii="宋体" w:hAnsi="宋体" w:cs="宋体"/>
+          <w:rFonts w:ascii="宋体" w:hAnsi="宋体" w:cs="宋体" w:hint="eastAsia"/>
           <w:b/>
           <w:bCs/>
           <w:sz w:val="52"/>
@@ -111,7 +111,7 @@
         <w:ind w:firstLine="357"/>
         <w:jc w:val="center"/>
         <w:rPr>
-          <w:rFonts w:ascii="宋体" w:hAnsi="宋体" w:cs="宋体"/>
+          <w:rFonts w:ascii="宋体" w:hAnsi="宋体" w:cs="宋体" w:hint="eastAsia"/>
           <w:b/>
           <w:bCs/>
           <w:sz w:val="52"/>
@@ -205,7 +205,7 @@
         <w:spacing w:line="440" w:lineRule="atLeast"/>
         <w:jc w:val="center"/>
         <w:rPr>
-          <w:rFonts w:ascii="宋体" w:cs="MS Shell Dlg" w:hint="eastAsia"/>
+          <w:rFonts w:ascii="宋体" w:cs="MS Shell Dlg"/>
           <w:sz w:val="28"/>
         </w:rPr>
       </w:pPr>
@@ -324,7 +324,7 @@
         <w:spacing w:line="360" w:lineRule="auto"/>
         <w:ind w:firstLineChars="592" w:firstLine="1894"/>
         <w:rPr>
-          <w:rFonts w:ascii="宋体" w:hAnsi="宋体"/>
+          <w:rFonts w:ascii="宋体" w:hAnsi="宋体" w:hint="eastAsia"/>
           <w:sz w:val="32"/>
           <w:szCs w:val="32"/>
           <w:u w:val="single"/>
@@ -722,19 +722,37 @@
         <w:spacing w:line="360" w:lineRule="auto"/>
         <w:ind w:firstLineChars="592" w:firstLine="1894"/>
         <w:rPr>
+          <w:rFonts w:ascii="宋体" w:hAnsi="宋体" w:cs="MS Shell Dlg" w:hint="eastAsia"/>
+          <w:sz w:val="32"/>
+          <w:szCs w:val="32"/>
+          <w:u w:val="single"/>
+        </w:rPr>
+      </w:pPr>
+      <w:r>
+        <w:rPr>
+          <w:rFonts w:ascii="宋体" w:hAnsi="宋体" w:cs="MS Shell Dlg" w:hint="eastAsia"/>
+          <w:sz w:val="32"/>
+          <w:szCs w:val="32"/>
+        </w:rPr>
+        <w:t>任课教师：</w:t>
+      </w:r>
+      <w:r>
+        <w:rPr>
           <w:rFonts w:ascii="宋体" w:hAnsi="宋体" w:cs="MS Shell Dlg"/>
           <w:sz w:val="32"/>
           <w:szCs w:val="32"/>
           <w:u w:val="single"/>
         </w:rPr>
-      </w:pPr>
+        <w:t xml:space="preserve">      </w:t>
+      </w:r>
       <w:r>
         <w:rPr>
           <w:rFonts w:ascii="宋体" w:hAnsi="宋体" w:cs="MS Shell Dlg" w:hint="eastAsia"/>
           <w:sz w:val="32"/>
           <w:szCs w:val="32"/>
-        </w:rPr>
-        <w:t>任课教师：</w:t>
+          <w:u w:val="single"/>
+        </w:rPr>
+        <w:t xml:space="preserve"> 刘</w:t>
       </w:r>
       <w:r>
         <w:rPr>
@@ -743,7 +761,7 @@
           <w:szCs w:val="32"/>
           <w:u w:val="single"/>
         </w:rPr>
-        <w:t xml:space="preserve">       </w:t>
+        <w:t>菁</w:t>
       </w:r>
       <w:r>
         <w:rPr>
@@ -752,7 +770,7 @@
           <w:szCs w:val="32"/>
           <w:u w:val="single"/>
         </w:rPr>
-        <w:t xml:space="preserve"> 陈燕</w:t>
+        <w:t>华</w:t>
       </w:r>
       <w:r>
         <w:rPr>
@@ -761,7 +779,7 @@
           <w:szCs w:val="32"/>
           <w:u w:val="single"/>
         </w:rPr>
-        <w:t xml:space="preserve">      </w:t>
+        <w:t xml:space="preserve">     </w:t>
       </w:r>
       <w:r>
         <w:rPr>
@@ -895,7 +913,7 @@
       <w:pPr>
         <w:spacing w:line="440" w:lineRule="atLeast"/>
         <w:rPr>
-          <w:rFonts w:ascii="宋体" w:hAnsi="宋体" w:cs="MS Shell Dlg"/>
+          <w:rFonts w:ascii="宋体" w:hAnsi="宋体" w:cs="MS Shell Dlg" w:hint="eastAsia"/>
           <w:sz w:val="36"/>
           <w:szCs w:val="36"/>
         </w:rPr>
@@ -951,7 +969,6 @@
       <w:pPr>
         <w:jc w:val="center"/>
         <w:rPr>
-          <w:rFonts w:hint="eastAsia"/>
           <w:b/>
           <w:sz w:val="32"/>
           <w:szCs w:val="32"/>
@@ -1036,11 +1053,6 @@
       </w:r>
     </w:p>
     <w:p>
-      <w:pPr>
-        <w:rPr>
-          <w:rFonts w:hint="eastAsia"/>
-        </w:rPr>
-      </w:pPr>
       <w:r>
         <w:rPr>
           <w:rFonts w:hint="eastAsia"/>
@@ -1108,37 +1120,11 @@
         <w:t xml:space="preserve">A4 </w:t>
       </w:r>
       <w:r>
-        <w:t>纸这一特点，本文设计了一种基于外</w:t>
-      </w:r>
-      <w:proofErr w:type="gramStart"/>
-      <w:r>
-        <w:t>框角点</w:t>
-      </w:r>
-      <w:proofErr w:type="gramEnd"/>
-      <w:r>
-        <w:t>定位的测距方法。程序先提取目标物外框并获得四个角点；再根据目标</w:t>
-      </w:r>
-      <w:proofErr w:type="gramStart"/>
-      <w:r>
-        <w:t>物真实</w:t>
-      </w:r>
-      <w:proofErr w:type="gramEnd"/>
-      <w:r>
-        <w:t>尺寸、相机内参</w:t>
-      </w:r>
-      <w:proofErr w:type="gramStart"/>
-      <w:r>
-        <w:t>和角点像素</w:t>
-      </w:r>
-      <w:proofErr w:type="gramEnd"/>
-      <w:r>
-        <w:t>坐标，使用</w:t>
-      </w:r>
-      <w:proofErr w:type="spellStart"/>
+        <w:t>纸这一特点，本文设计了一种基于外框角点定位的测距方法。程序先提取目标物外框并获得四个角点；再根据目标物真实尺寸、相机内参和角点像素坐标，使用</w:t>
+      </w:r>
       <w:r>
         <w:t>solvePnP</w:t>
       </w:r>
-      <w:proofErr w:type="spellEnd"/>
       <w:r>
         <w:t>求解目标物相对摄像头的平移向量；最后取平移向量深度分量估计距离，并通过分段偏移量进行修正。</w:t>
       </w:r>
@@ -1219,7 +1205,6 @@
         </w:rPr>
         <w:t xml:space="preserve">College of Engineering and Science, Hua Qiao University, </w:t>
       </w:r>
-      <w:proofErr w:type="spellStart"/>
       <w:r>
         <w:rPr>
           <w:rFonts w:hint="eastAsia"/>
@@ -1240,7 +1225,6 @@
         </w:rPr>
         <w:t>Men</w:t>
       </w:r>
-      <w:proofErr w:type="spellEnd"/>
       <w:r>
         <w:rPr>
           <w:szCs w:val="21"/>
@@ -3207,15 +3191,7 @@
         <w:t>，</w:t>
       </w:r>
       <w:r>
-        <w:t>对于低码率编码，由于每个信息比特会被扩展成更多码元，因此使用了</w:t>
-      </w:r>
-      <w:proofErr w:type="gramStart"/>
-      <w:r>
-        <w:t>更多总</w:t>
-      </w:r>
-      <w:proofErr w:type="gramEnd"/>
-      <w:r>
-        <w:t>发送能量。</w:t>
+        <w:t>对于低码率编码，由于每个信息比特会被扩展成更多码元，因此使用了更多总发送能量。</w:t>
       </w:r>
     </w:p>
     <w:p>
@@ -3441,13 +3417,8 @@
           <m:t>R</m:t>
         </m:r>
       </m:oMath>
-      <w:proofErr w:type="gramStart"/>
-      <w:r>
-        <w:t>个</w:t>
-      </w:r>
-      <w:proofErr w:type="gramEnd"/>
-      <w:r>
-        <w:t>传输符号，因此在没有能量损失的前提下，每个有用信息比特的能量</w:t>
+      <w:r>
+        <w:t>个传输符号，因此在没有能量损失的前提下，每个有用信息比特的能量</w:t>
       </w:r>
       <w:r>
         <w:rPr>
@@ -3478,13 +3449,8 @@
           <m:t>R</m:t>
         </m:r>
       </m:oMath>
-      <w:proofErr w:type="gramStart"/>
-      <w:r>
-        <w:t>个</w:t>
-      </w:r>
-      <w:proofErr w:type="gramEnd"/>
-      <w:r>
-        <w:t>符号</w:t>
+      <w:r>
+        <w:t>个符号</w:t>
       </w:r>
       <w:r>
         <w:rPr>
@@ -4036,15 +4002,7 @@
         </m:sSub>
       </m:oMath>
       <w:r>
-        <w:t>为自变量进行仿真时，对应的物理信道</w:t>
-      </w:r>
-      <w:proofErr w:type="gramStart"/>
-      <w:r>
-        <w:t>符号级</w:t>
-      </w:r>
-      <w:proofErr w:type="gramEnd"/>
-      <w:r>
-        <w:t>噪声方差计算公式应为：</w:t>
+        <w:t>为自变量进行仿真时，对应的物理信道符号级噪声方差计算公式应为：</w:t>
       </w:r>
     </w:p>
     <w:p>
@@ -4723,15 +4681,7 @@
         <w:t>AWGN</w:t>
       </w:r>
       <w:r>
-        <w:t>信道；接收端</w:t>
-      </w:r>
-      <w:proofErr w:type="gramStart"/>
-      <w:r>
-        <w:t>对含噪信号</w:t>
-      </w:r>
-      <w:proofErr w:type="gramEnd"/>
-      <w:r>
-        <w:t>进行硬判决，再进行相应译码，最后将译码结果与原始信息序列进行比较，统计误码率。</w:t>
+        <w:t>信道；接收端对含噪信号进行硬判决，再进行相应译码，最后将译码结果与原始信息序列进行比较，统计误码率。</w:t>
       </w:r>
     </w:p>
     <w:p>
@@ -4750,7 +4700,7 @@
         <w:widowControl/>
         <w:jc w:val="center"/>
         <w:rPr>
-          <w:rFonts w:ascii="宋体" w:hAnsi="宋体" w:cs="宋体"/>
+          <w:rFonts w:ascii="宋体" w:hAnsi="宋体" w:cs="宋体" w:hint="eastAsia"/>
           <w:kern w:val="0"/>
           <w:sz w:val="24"/>
         </w:rPr>
@@ -4815,6 +4765,9 @@
     <w:p>
       <w:pPr>
         <w:pStyle w:val="a7"/>
+        <w:rPr>
+          <w:rFonts w:hint="eastAsia"/>
+        </w:rPr>
       </w:pPr>
       <w:r>
         <w:t>图1 系统的基本原理框图</w:t>
@@ -4862,7 +4815,6 @@
         </w:rPr>
         <w:t>BCH</w:t>
       </w:r>
-      <w:proofErr w:type="gramStart"/>
       <w:r>
         <w:rPr>
           <w:rFonts w:hint="eastAsia"/>
@@ -4873,14 +4825,7 @@
         <w:rPr>
           <w:rFonts w:hint="eastAsia"/>
         </w:rPr>
-        <w:t>分析</w:t>
-      </w:r>
-      <w:proofErr w:type="gramEnd"/>
-      <w:r>
-        <w:rPr>
-          <w:rFonts w:hint="eastAsia"/>
-        </w:rPr>
-        <w:t>分组码在不同码长和不同码率下的表现；卷积码则用于比较具有记忆特性的编码方式。</w:t>
+        <w:t>分析分组码在不同码长和不同码率下的表现；卷积码则用于比较具有记忆特性的编码方式。</w:t>
       </w:r>
     </w:p>
     <w:p>
@@ -4940,19 +4885,11 @@
         </w:rPr>
         <w:t>BCH</w:t>
       </w:r>
-      <w:proofErr w:type="gramStart"/>
-      <w:r>
-        <w:rPr>
-          <w:rFonts w:hint="eastAsia"/>
-        </w:rPr>
-        <w:t>码部分</w:t>
-      </w:r>
-      <w:proofErr w:type="gramEnd"/>
-      <w:r>
-        <w:rPr>
-          <w:rFonts w:hint="eastAsia"/>
-        </w:rPr>
-        <w:t>主要包括</w:t>
+      <w:r>
+        <w:rPr>
+          <w:rFonts w:hint="eastAsia"/>
+        </w:rPr>
+        <w:t>码部分主要包括</w:t>
       </w:r>
       <w:r>
         <w:rPr>
@@ -5477,13 +5414,8 @@
         </w:rPr>
         <w:t>对应的</w:t>
       </w:r>
-      <w:proofErr w:type="gramStart"/>
-      <w:r>
-        <w:t>的</w:t>
-      </w:r>
-      <w:proofErr w:type="gramEnd"/>
-      <w:r>
-        <w:t>物理信道符号噪声方差计算公式</w:t>
+      <w:r>
+        <w:t>的物理信道符号噪声方差计算公式</w:t>
       </w:r>
       <w:r>
         <w:rPr>
@@ -5961,6 +5893,9 @@
         <w:pStyle w:val="a7"/>
         <w:ind w:firstLineChars="200" w:firstLine="360"/>
         <w:jc w:val="both"/>
+        <w:rPr>
+          <w:rFonts w:hint="eastAsia"/>
+        </w:rPr>
       </w:pPr>
       <w:r>
         <w:t>图</w:t>
@@ -6084,6 +6019,9 @@
     <w:p>
       <w:pPr>
         <w:pStyle w:val="a7"/>
+        <w:rPr>
+          <w:rFonts w:hint="eastAsia"/>
+        </w:rPr>
       </w:pPr>
       <w:r>
         <w:t>图</w:t>
@@ -6515,14 +6453,7 @@
         <w:rPr>
           <w:rFonts w:hint="eastAsia"/>
         </w:rPr>
-        <w:t>，可能产生</w:t>
-      </w:r>
-      <w:proofErr w:type="gramStart"/>
-      <w:r>
-        <w:rPr>
-          <w:rFonts w:hint="eastAsia"/>
-        </w:rPr>
-        <w:t>了</w:t>
+        <w:t>，可能产生了</w:t>
       </w:r>
       <w:r>
         <w:rPr>
@@ -6536,7 +6467,6 @@
         </w:rPr>
         <w:t>的</w:t>
       </w:r>
-      <w:proofErr w:type="gramEnd"/>
       <w:r>
         <w:rPr>
           <w:rFonts w:hint="eastAsia"/>
@@ -6547,21 +6477,7 @@
         <w:rPr>
           <w:rFonts w:hint="eastAsia"/>
         </w:rPr>
-        <w:t>，反而</w:t>
-      </w:r>
-      <w:proofErr w:type="gramStart"/>
-      <w:r>
-        <w:rPr>
-          <w:rFonts w:hint="eastAsia"/>
-        </w:rPr>
-        <w:t>先体现</w:t>
-      </w:r>
-      <w:proofErr w:type="gramEnd"/>
-      <w:r>
-        <w:rPr>
-          <w:rFonts w:hint="eastAsia"/>
-        </w:rPr>
-        <w:t>出</w:t>
+        <w:t>，反而先体现出</w:t>
       </w:r>
       <w:r>
         <w:rPr>
@@ -6634,21 +6550,7 @@
         <w:rPr>
           <w:rFonts w:hint="eastAsia"/>
         </w:rPr>
-        <w:t>码次之，汉明码的改善相对较小。这说明纠错编码存在一定的“起</w:t>
-      </w:r>
-      <w:proofErr w:type="gramStart"/>
-      <w:r>
-        <w:rPr>
-          <w:rFonts w:hint="eastAsia"/>
-        </w:rPr>
-        <w:t>效区</w:t>
-      </w:r>
-      <w:proofErr w:type="gramEnd"/>
-      <w:r>
-        <w:rPr>
-          <w:rFonts w:hint="eastAsia"/>
-        </w:rPr>
-        <w:t>间”，并不是在所有信噪比下都一定占优。</w:t>
+        <w:t>码次之，汉明码的改善相对较小。这说明纠错编码存在一定的“起效区间”，并不是在所有信噪比下都一定占优。</w:t>
       </w:r>
     </w:p>
     <w:p>
@@ -6973,13 +6875,8 @@
       <w:r>
         <w:t>BCH</w:t>
       </w:r>
-      <w:proofErr w:type="gramStart"/>
-      <w:r>
-        <w:t>码则通过</w:t>
-      </w:r>
-      <w:proofErr w:type="gramEnd"/>
-      <w:r>
-        <w:t>更强的分组校验纠正多比特错误。因此在相近信噪比下性能改善不如前两者明显</w:t>
+      <w:r>
+        <w:t>码则通过更强的分组校验纠正多比特错误。因此在相近信噪比下性能改善不如前两者明显</w:t>
       </w:r>
       <w:r>
         <w:rPr>
@@ -7067,7 +6964,7 @@
       <w:pPr>
         <w:jc w:val="center"/>
         <w:rPr>
-          <w:rFonts w:ascii="宋体" w:hAnsi="宋体"/>
+          <w:rFonts w:ascii="宋体" w:hAnsi="宋体" w:hint="eastAsia"/>
           <w:szCs w:val="21"/>
         </w:rPr>
       </w:pPr>
@@ -7185,6 +7082,9 @@
         <w:pStyle w:val="a7"/>
         <w:ind w:firstLineChars="333" w:firstLine="599"/>
         <w:jc w:val="both"/>
+        <w:rPr>
+          <w:rFonts w:hint="eastAsia"/>
+        </w:rPr>
       </w:pPr>
       <w:r>
         <w:t>图</w:t>
@@ -7223,6 +7123,9 @@
     <w:p>
       <w:pPr>
         <w:pStyle w:val="a7"/>
+        <w:rPr>
+          <w:rFonts w:hint="eastAsia"/>
+        </w:rPr>
       </w:pPr>
       <w:r>
         <w:rPr>
@@ -7281,6 +7184,9 @@
     <w:p>
       <w:pPr>
         <w:pStyle w:val="a7"/>
+        <w:rPr>
+          <w:rFonts w:hint="eastAsia"/>
+        </w:rPr>
       </w:pPr>
       <w:r>
         <w:t>图</w:t>
@@ -7904,6 +7810,9 @@
         <w:pStyle w:val="a7"/>
         <w:ind w:firstLineChars="250" w:firstLine="450"/>
         <w:jc w:val="both"/>
+        <w:rPr>
+          <w:rFonts w:hint="eastAsia"/>
+        </w:rPr>
       </w:pPr>
       <w:r>
         <w:t>图</w:t>
@@ -8066,6 +7975,9 @@
         <w:pStyle w:val="a7"/>
         <w:ind w:firstLineChars="250" w:firstLine="450"/>
         <w:jc w:val="both"/>
+        <w:rPr>
+          <w:rFonts w:hint="eastAsia"/>
+        </w:rPr>
       </w:pPr>
       <w:r>
         <w:t>图</w:t>
@@ -8204,6 +8116,9 @@
         <w:pStyle w:val="a7"/>
         <w:ind w:firstLineChars="533" w:firstLine="959"/>
         <w:jc w:val="both"/>
+        <w:rPr>
+          <w:rFonts w:hint="eastAsia"/>
+        </w:rPr>
       </w:pPr>
       <w:r>
         <w:t>图</w:t>
@@ -8273,19 +8188,11 @@
         </w:rPr>
         <w:t>BCH</w:t>
       </w:r>
-      <w:proofErr w:type="gramStart"/>
-      <w:r>
-        <w:rPr>
-          <w:rFonts w:hint="eastAsia"/>
-        </w:rPr>
-        <w:t>码这样</w:t>
-      </w:r>
-      <w:proofErr w:type="gramEnd"/>
-      <w:r>
-        <w:rPr>
-          <w:rFonts w:hint="eastAsia"/>
-        </w:rPr>
-        <w:t>巨大。</w:t>
+      <w:r>
+        <w:rPr>
+          <w:rFonts w:hint="eastAsia"/>
+        </w:rPr>
+        <w:t>码这样巨大。</w:t>
       </w:r>
       <w:r>
         <w:rPr>
@@ -8397,27 +8304,13 @@
         <w:rPr>
           <w:rFonts w:hint="eastAsia"/>
         </w:rPr>
-        <w:t>差距变小。相比之下，汉明码</w:t>
-      </w:r>
-      <w:proofErr w:type="gramStart"/>
-      <w:r>
-        <w:rPr>
-          <w:rFonts w:hint="eastAsia"/>
-        </w:rPr>
-        <w:t>无论</w:t>
-      </w:r>
-      <w:r>
-        <w:rPr>
-          <w:rFonts w:hint="eastAsia"/>
-        </w:rPr>
-        <w:t>(</w:t>
-      </w:r>
-      <w:proofErr w:type="gramEnd"/>
-      <w:r>
-        <w:rPr>
-          <w:rFonts w:hint="eastAsia"/>
-        </w:rPr>
-        <w:t>7,4)</w:t>
+        <w:t>差距变小。相比之下，汉明码无论</w:t>
+      </w:r>
+      <w:r>
+        <w:rPr>
+          <w:rFonts w:hint="eastAsia"/>
+        </w:rPr>
+        <w:t>(7,4)</w:t>
       </w:r>
       <w:r>
         <w:rPr>
@@ -8483,21 +8376,7 @@
         <w:rPr>
           <w:rFonts w:hint="eastAsia"/>
         </w:rPr>
-        <w:t>码性能提升更依赖码率和纠错能力的共同变化，而</w:t>
-      </w:r>
-      <w:proofErr w:type="gramStart"/>
-      <w:r>
-        <w:rPr>
-          <w:rFonts w:hint="eastAsia"/>
-        </w:rPr>
-        <w:t>汉明码受单比特</w:t>
-      </w:r>
-      <w:proofErr w:type="gramEnd"/>
-      <w:r>
-        <w:rPr>
-          <w:rFonts w:hint="eastAsia"/>
-        </w:rPr>
-        <w:t>纠错能力限制，性能提升空间较小。</w:t>
+        <w:t>码性能提升更依赖码率和纠错能力的共同变化，而汉明码受单比特纠错能力限制，性能提升空间较小。</w:t>
       </w:r>
     </w:p>
     <w:p>
@@ -8552,33 +8431,11 @@
         </w:rPr>
         <w:t>BCH</w:t>
       </w:r>
-      <w:proofErr w:type="gramStart"/>
-      <w:r>
-        <w:rPr>
-          <w:rFonts w:hint="eastAsia"/>
-        </w:rPr>
-        <w:t>码能在</w:t>
-      </w:r>
-      <w:proofErr w:type="gramEnd"/>
-      <w:r>
-        <w:rPr>
-          <w:rFonts w:hint="eastAsia"/>
-        </w:rPr>
-        <w:t>更长的码组内构造更有效的校验关系，纠错能力和编码效率可以同时改善。这说明“冗余越多性能越好”并不绝对，码长和</w:t>
-      </w:r>
-      <w:proofErr w:type="gramStart"/>
-      <w:r>
-        <w:rPr>
-          <w:rFonts w:hint="eastAsia"/>
-        </w:rPr>
-        <w:t>码结构</w:t>
-      </w:r>
-      <w:proofErr w:type="gramEnd"/>
-      <w:r>
-        <w:rPr>
-          <w:rFonts w:hint="eastAsia"/>
-        </w:rPr>
-        <w:t>同样会影响纠错效果。不过码长增加也会带来译码复杂度和延迟增加，因此不能只看</w:t>
+      <w:r>
+        <w:rPr>
+          <w:rFonts w:hint="eastAsia"/>
+        </w:rPr>
+        <w:t>码能在更长的码组内构造更有效的校验关系，纠错能力和编码效率可以同时改善。这说明“冗余越多性能越好”并不绝对，码长和码结构同样会影响纠错效果。不过码长增加也会带来译码复杂度和延迟增加，因此不能只看</w:t>
       </w:r>
       <w:r>
         <w:rPr>
@@ -8762,6 +8619,9 @@
         <w:pStyle w:val="a7"/>
         <w:ind w:firstLineChars="333" w:firstLine="599"/>
         <w:jc w:val="both"/>
+        <w:rPr>
+          <w:rFonts w:hint="eastAsia"/>
+        </w:rPr>
       </w:pPr>
       <w:r>
         <w:t>图</w:t>
@@ -8874,6 +8734,9 @@
     <w:p>
       <w:pPr>
         <w:pStyle w:val="a7"/>
+        <w:rPr>
+          <w:rFonts w:hint="eastAsia"/>
+        </w:rPr>
       </w:pPr>
       <w:r>
         <w:t>图</w:t>
@@ -9185,7 +9048,7 @@
         <w:spacing w:after="0"/>
         <w:ind w:leftChars="0" w:left="0" w:firstLineChars="0"/>
         <w:rPr>
-          <w:rFonts w:ascii="宋体" w:hAnsi="宋体"/>
+          <w:rFonts w:ascii="宋体" w:hAnsi="宋体" w:hint="eastAsia"/>
           <w:szCs w:val="21"/>
         </w:rPr>
       </w:pPr>
@@ -9203,7 +9066,7 @@
         <w:spacing w:after="0"/>
         <w:ind w:leftChars="0" w:left="0" w:firstLineChars="0"/>
         <w:rPr>
-          <w:rFonts w:ascii="宋体" w:hAnsi="宋体"/>
+          <w:rFonts w:ascii="宋体" w:hAnsi="宋体" w:hint="eastAsia"/>
           <w:szCs w:val="21"/>
         </w:rPr>
       </w:pPr>
@@ -9221,7 +9084,7 @@
         <w:spacing w:after="0"/>
         <w:ind w:leftChars="0" w:left="0" w:firstLineChars="0"/>
         <w:rPr>
-          <w:rFonts w:ascii="宋体" w:hAnsi="宋体"/>
+          <w:rFonts w:ascii="宋体" w:hAnsi="宋体" w:hint="eastAsia"/>
           <w:szCs w:val="21"/>
         </w:rPr>
       </w:pPr>
@@ -9239,7 +9102,7 @@
         <w:spacing w:after="0"/>
         <w:ind w:leftChars="0" w:left="0" w:firstLineChars="0"/>
         <w:rPr>
-          <w:rFonts w:ascii="宋体" w:hAnsi="宋体"/>
+          <w:rFonts w:ascii="宋体" w:hAnsi="宋体" w:hint="eastAsia"/>
           <w:szCs w:val="21"/>
         </w:rPr>
       </w:pPr>
